--- a/template.docx
+++ b/template.docx
@@ -119,7 +119,13 @@
         </w:rPr>
       </w:pPr>
       <w:r>
-        <w:t xml:space="preserve">Город: </w:t>
+        <w:t>Город</w:t>
+      </w:r>
+      <w:r>
+        <w:rPr>
+          <w:lang w:val="en-US"/>
+        </w:rPr>
+        <w:t xml:space="preserve">: </w:t>
       </w:r>
       <w:proofErr w:type="gramStart"/>
       <w:r>
@@ -311,63 +317,8 @@
       </w:r>
     </w:p>
     <w:p>
-      <w:pPr>
-        <w:rPr>
-          <w:lang w:val="en-US"/>
-        </w:rPr>
-      </w:pPr>
-      <w:r>
-        <w:rPr>
-          <w:lang w:val="en-US"/>
-        </w:rPr>
-        <w:t xml:space="preserve">{% </w:t>
-      </w:r>
-      <w:proofErr w:type="spellStart"/>
-      <w:r>
-        <w:rPr>
-          <w:lang w:val="en-US"/>
-        </w:rPr>
-        <w:t>endfor</w:t>
-      </w:r>
-      <w:proofErr w:type="spellEnd"/>
-      <w:r>
-        <w:rPr>
-          <w:lang w:val="en-US"/>
-        </w:rPr>
-        <w:t xml:space="preserve"> %}</w:t>
-      </w:r>
-    </w:p>
-    <w:p>
-      <w:pPr>
-        <w:rPr>
-          <w:lang w:val="en-US"/>
-        </w:rPr>
-      </w:pPr>
-      <w:r>
-        <w:rPr>
-          <w:lang w:val="en-US"/>
-        </w:rPr>
-        <w:t>{%</w:t>
-      </w:r>
-      <w:r>
-        <w:rPr>
-          <w:lang w:val="en-US"/>
-        </w:rPr>
-        <w:t xml:space="preserve"> </w:t>
-      </w:r>
-      <w:proofErr w:type="spellStart"/>
-      <w:r>
-        <w:rPr>
-          <w:lang w:val="en-US"/>
-        </w:rPr>
-        <w:t>endfor</w:t>
-      </w:r>
-      <w:proofErr w:type="spellEnd"/>
-      <w:r>
-        <w:rPr>
-          <w:lang w:val="en-US"/>
-        </w:rPr>
-        <w:t xml:space="preserve"> %}</w:t>
+      <w:r>
+        <w:t>\</w:t>
       </w:r>
       <w:bookmarkStart w:id="0" w:name="_GoBack"/>
       <w:bookmarkEnd w:id="0"/>
@@ -379,6 +330,187 @@
         </w:rPr>
       </w:pPr>
     </w:p>
+    <w:p>
+      <w:pPr>
+        <w:rPr>
+          <w:lang w:val="en-US"/>
+        </w:rPr>
+      </w:pPr>
+    </w:p>
+    <w:p>
+      <w:pPr>
+        <w:rPr>
+          <w:lang w:val="en-US"/>
+        </w:rPr>
+      </w:pPr>
+    </w:p>
+    <w:p>
+      <w:pPr>
+        <w:rPr>
+          <w:lang w:val="en-US"/>
+        </w:rPr>
+      </w:pPr>
+    </w:p>
+    <w:p>
+      <w:pPr>
+        <w:rPr>
+          <w:lang w:val="en-US"/>
+        </w:rPr>
+      </w:pPr>
+    </w:p>
+    <w:p>
+      <w:pPr>
+        <w:rPr>
+          <w:lang w:val="en-US"/>
+        </w:rPr>
+      </w:pPr>
+    </w:p>
+    <w:p>
+      <w:pPr>
+        <w:rPr>
+          <w:lang w:val="en-US"/>
+        </w:rPr>
+      </w:pPr>
+    </w:p>
+    <w:p>
+      <w:pPr>
+        <w:rPr>
+          <w:lang w:val="en-US"/>
+        </w:rPr>
+      </w:pPr>
+    </w:p>
+    <w:p>
+      <w:pPr>
+        <w:rPr>
+          <w:lang w:val="en-US"/>
+        </w:rPr>
+      </w:pPr>
+    </w:p>
+    <w:p>
+      <w:pPr>
+        <w:rPr>
+          <w:lang w:val="en-US"/>
+        </w:rPr>
+      </w:pPr>
+    </w:p>
+    <w:p>
+      <w:pPr>
+        <w:rPr>
+          <w:lang w:val="en-US"/>
+        </w:rPr>
+      </w:pPr>
+    </w:p>
+    <w:p>
+      <w:pPr>
+        <w:rPr>
+          <w:lang w:val="en-US"/>
+        </w:rPr>
+      </w:pPr>
+    </w:p>
+    <w:p>
+      <w:pPr>
+        <w:rPr>
+          <w:lang w:val="en-US"/>
+        </w:rPr>
+      </w:pPr>
+    </w:p>
+    <w:p>
+      <w:pPr>
+        <w:rPr>
+          <w:lang w:val="en-US"/>
+        </w:rPr>
+      </w:pPr>
+    </w:p>
+    <w:p>
+      <w:pPr>
+        <w:rPr>
+          <w:lang w:val="en-US"/>
+        </w:rPr>
+      </w:pPr>
+    </w:p>
+    <w:p>
+      <w:pPr>
+        <w:rPr>
+          <w:lang w:val="en-US"/>
+        </w:rPr>
+      </w:pPr>
+    </w:p>
+    <w:p>
+      <w:pPr>
+        <w:rPr>
+          <w:lang w:val="en-US"/>
+        </w:rPr>
+      </w:pPr>
+    </w:p>
+    <w:p>
+      <w:pPr>
+        <w:rPr>
+          <w:lang w:val="en-US"/>
+        </w:rPr>
+      </w:pPr>
+    </w:p>
+    <w:p>
+      <w:pPr>
+        <w:rPr>
+          <w:lang w:val="en-US"/>
+        </w:rPr>
+      </w:pPr>
+    </w:p>
+    <w:p>
+      <w:pPr>
+        <w:rPr>
+          <w:lang w:val="en-US"/>
+        </w:rPr>
+      </w:pPr>
+      <w:r>
+        <w:rPr>
+          <w:lang w:val="en-US"/>
+        </w:rPr>
+        <w:t xml:space="preserve">{% </w:t>
+      </w:r>
+      <w:proofErr w:type="spellStart"/>
+      <w:r>
+        <w:rPr>
+          <w:lang w:val="en-US"/>
+        </w:rPr>
+        <w:t>endfor</w:t>
+      </w:r>
+      <w:proofErr w:type="spellEnd"/>
+      <w:r>
+        <w:rPr>
+          <w:lang w:val="en-US"/>
+        </w:rPr>
+        <w:t xml:space="preserve"> %}</w:t>
+      </w:r>
+    </w:p>
+    <w:p>
+      <w:pPr>
+        <w:rPr>
+          <w:lang w:val="en-US"/>
+        </w:rPr>
+      </w:pPr>
+      <w:r>
+        <w:rPr>
+          <w:lang w:val="en-US"/>
+        </w:rPr>
+        <w:t xml:space="preserve">{% </w:t>
+      </w:r>
+      <w:proofErr w:type="spellStart"/>
+      <w:r>
+        <w:rPr>
+          <w:lang w:val="en-US"/>
+        </w:rPr>
+        <w:t>endfor</w:t>
+      </w:r>
+      <w:proofErr w:type="spellEnd"/>
+      <w:r>
+        <w:rPr>
+          <w:lang w:val="en-US"/>
+        </w:rPr>
+        <w:t xml:space="preserve"> %}</w:t>
+      </w:r>
+    </w:p>
+    <w:p/>
     <w:p>
       <w:pPr>
         <w:rPr>
